--- a/Programacion II/Clases/Clase 6 - Eventos y controladores ActionListener/Taller PI - Clase 6 - VetCare.docx
+++ b/Programacion II/Clases/Clase 6 - Eventos y controladores ActionListener/Taller PI - Clase 6 - VetCare.docx
@@ -242,7 +242,7 @@
           <w:color w:val="2B2B2B"/>
           <w:sz w:val="22"/>
         </w:rPr>
-        <w:t>Cree el paquete vetcare.vista y dentro la clase VentanaRegistroMascota que extiende JFrame, con los campos ID, nombre, especie y edad, el boton 'Registrar mascota' y un JTextArea de solo lectura para el listado; ejecutela y verifique que abre centrada y que cierra con EXIT_ON_CLOSE.</w:t>
+        <w:t>Cree el paquete clinica.vista y dentro la clase VentanaRegistroMascota que extiende JFrame, con los campos ID, nombre, especie y edad, el boton 'Registrar mascota' y un JTextArea de solo lectura para el listado; ejecutela y verifique que abre centrada y que cierra con EXIT_ON_CLOSE.</w:t>
       </w:r>
     </w:p>
     <w:p>
@@ -257,7 +257,7 @@
           <w:color w:val="2B2B2B"/>
           <w:sz w:val="22"/>
         </w:rPr>
-        <w:t>Deje Mascota en vetcare.modelo y cree en vetcare.servicio la clase RepositorioMascotas con un ArrayList&lt;Mascota&gt; privado y los metodos registrar, buscarPorId, listar y total; compruebe con Ctrl+F que ninguna de esas dos clases tiene un import de javax.swing.</w:t>
+        <w:t>Deje Mascota en clinica.modelo y cree en clinica.servicio la clase RepositorioMascotas con un ArrayList&lt;Mascota&gt; privado y los metodos registrar, buscarPorId, listar y total; compruebe con Ctrl+F que ninguna de esas dos clases tiene un import de javax.swing.</w:t>
       </w:r>
     </w:p>
     <w:p>
